--- a/outputs/20C114800_工序检验作业指导书.docx
+++ b/outputs/20C114800_工序检验作业指导书.docx
@@ -545,7 +545,7 @@
               </w:rPr>
             </w:pPr>
             <w:r>
-              <w:t>['塑料骨架', '橡胶']</w:t>
+              <w:t>塑料骨架,橡胶</w:t>
             </w:r>
           </w:p>
         </w:tc>
@@ -2528,7 +2528,7 @@
               <w:rPr>
                 <w:rFonts w:ascii="宋体" w:hAnsi="宋体"/>
               </w:rPr>
-              <w:t>产品表面合适位置做永久性标识,内容包括产品图号,匹配杆径,型腔号,时间钟,字体高度宽度不小于2.5mm,深度不小于0.25mm,字符间距不小于0.2mm</w:t>
+              <w:t>产品表面合适位置做永久性标识,内容包括产品图号,匹配杆径,型腔号,时间钟,字体高度宽度不小于2.5mm,深度不小于0.25mm,字符间距不小于0.2mm(单模无具体要求)</w:t>
             </w:r>
           </w:p>
         </w:tc>
